--- a/lapming/lapming 3.docx
+++ b/lapming/lapming 3.docx
@@ -613,31 +613,31 @@
               <w:rPr>
                 <w:rFonts w:ascii="Arial" w:hAnsi="Arial" w:cs="Arial"/>
               </w:rPr>
-              <w:t>22</w:t>
-            </w:r>
-            <w:r>
-              <w:rPr>
-                <w:rFonts w:ascii="Arial" w:hAnsi="Arial" w:cs="Arial"/>
-              </w:rPr>
-              <w:t xml:space="preserve"> September 2025 – 2</w:t>
-            </w:r>
-            <w:r>
-              <w:rPr>
-                <w:rFonts w:ascii="Arial" w:hAnsi="Arial" w:cs="Arial"/>
-              </w:rPr>
-              <w:t>7</w:t>
-            </w:r>
-            <w:r>
-              <w:rPr>
-                <w:rFonts w:ascii="Arial" w:hAnsi="Arial" w:cs="Arial"/>
-              </w:rPr>
-              <w:t xml:space="preserve"> Sept</w:t>
-            </w:r>
-            <w:r>
-              <w:rPr>
-                <w:rFonts w:ascii="Arial" w:hAnsi="Arial" w:cs="Arial"/>
-              </w:rPr>
-              <w:t>ember 2025</w:t>
+              <w:t>29</w:t>
+            </w:r>
+            <w:r>
+              <w:rPr>
+                <w:rFonts w:ascii="Arial" w:hAnsi="Arial" w:cs="Arial"/>
+              </w:rPr>
+              <w:t xml:space="preserve"> September 2025 – </w:t>
+            </w:r>
+            <w:r>
+              <w:rPr>
+                <w:rFonts w:ascii="Arial" w:hAnsi="Arial" w:cs="Arial"/>
+              </w:rPr>
+              <w:t>4</w:t>
+            </w:r>
+            <w:r>
+              <w:rPr>
+                <w:rFonts w:ascii="Arial" w:hAnsi="Arial" w:cs="Arial"/>
+              </w:rPr>
+              <w:t xml:space="preserve"> </w:t>
+            </w:r>
+            <w:r>
+              <w:rPr>
+                <w:rFonts w:ascii="Arial" w:hAnsi="Arial" w:cs="Arial"/>
+              </w:rPr>
+              <w:t>Oktober 2025</w:t>
             </w:r>
           </w:p>
         </w:tc>
@@ -715,10 +715,10 @@
                 <w:noProof/>
               </w:rPr>
               <w:drawing>
-                <wp:inline distT="0" distB="0" distL="0" distR="0" wp14:anchorId="433FC8C9" wp14:editId="01069D6B">
-                  <wp:extent cx="3540642" cy="2656071"/>
-                  <wp:effectExtent l="0" t="0" r="3175" b="0"/>
-                  <wp:docPr id="508721209" name="Picture 1"/>
+                <wp:inline distT="0" distB="0" distL="0" distR="0" wp14:anchorId="1ABD0DBC" wp14:editId="61C4B625">
+                  <wp:extent cx="3466214" cy="2600452"/>
+                  <wp:effectExtent l="0" t="0" r="1270" b="0"/>
+                  <wp:docPr id="1835383598" name="Picture 4"/>
                   <wp:cNvGraphicFramePr>
                     <a:graphicFrameLocks xmlns:a="http://schemas.openxmlformats.org/drawingml/2006/main" noChangeAspect="1"/>
                   </wp:cNvGraphicFramePr>
@@ -726,7 +726,7 @@
                     <a:graphicData uri="http://schemas.openxmlformats.org/drawingml/2006/picture">
                       <pic:pic xmlns:pic="http://schemas.openxmlformats.org/drawingml/2006/picture">
                         <pic:nvPicPr>
-                          <pic:cNvPr id="0" name="Picture 1"/>
+                          <pic:cNvPr id="0" name="Picture 16"/>
                           <pic:cNvPicPr>
                             <a:picLocks noChangeAspect="1" noChangeArrowheads="1"/>
                           </pic:cNvPicPr>
@@ -747,7 +747,7 @@
                         <pic:spPr bwMode="auto">
                           <a:xfrm>
                             <a:off x="0" y="0"/>
-                            <a:ext cx="3571542" cy="2679251"/>
+                            <a:ext cx="3492198" cy="2619946"/>
                           </a:xfrm>
                           <a:prstGeom prst="rect">
                             <a:avLst/>
@@ -774,10 +774,10 @@
                 <w:noProof/>
               </w:rPr>
               <w:drawing>
-                <wp:inline distT="0" distB="0" distL="0" distR="0" wp14:anchorId="17DFBA99" wp14:editId="7D063348">
-                  <wp:extent cx="3519377" cy="2640117"/>
-                  <wp:effectExtent l="0" t="0" r="5080" b="8255"/>
-                  <wp:docPr id="192613895" name="Picture 6"/>
+                <wp:inline distT="0" distB="0" distL="0" distR="0" wp14:anchorId="24E31FC0" wp14:editId="3845CE49">
+                  <wp:extent cx="3530010" cy="2646994"/>
+                  <wp:effectExtent l="0" t="0" r="0" b="1270"/>
+                  <wp:docPr id="1837780631" name="Picture 6"/>
                   <wp:cNvGraphicFramePr>
                     <a:graphicFrameLocks xmlns:a="http://schemas.openxmlformats.org/drawingml/2006/main" noChangeAspect="1"/>
                   </wp:cNvGraphicFramePr>
@@ -785,7 +785,7 @@
                     <a:graphicData uri="http://schemas.openxmlformats.org/drawingml/2006/picture">
                       <pic:pic xmlns:pic="http://schemas.openxmlformats.org/drawingml/2006/picture">
                         <pic:nvPicPr>
-                          <pic:cNvPr id="0" name="Picture 18"/>
+                          <pic:cNvPr id="0" name="Picture 24"/>
                           <pic:cNvPicPr>
                             <a:picLocks noChangeAspect="1" noChangeArrowheads="1"/>
                           </pic:cNvPicPr>
@@ -806,7 +806,7 @@
                         <pic:spPr bwMode="auto">
                           <a:xfrm>
                             <a:off x="0" y="0"/>
-                            <a:ext cx="3535388" cy="2652128"/>
+                            <a:ext cx="3544815" cy="2658095"/>
                           </a:xfrm>
                           <a:prstGeom prst="rect">
                             <a:avLst/>
@@ -833,10 +833,10 @@
                 <w:noProof/>
               </w:rPr>
               <w:drawing>
-                <wp:inline distT="0" distB="0" distL="0" distR="0" wp14:anchorId="517541AE" wp14:editId="1A659285">
-                  <wp:extent cx="3498112" cy="2623075"/>
-                  <wp:effectExtent l="0" t="0" r="7620" b="6350"/>
-                  <wp:docPr id="1950251667" name="Picture 9"/>
+                <wp:inline distT="0" distB="0" distL="0" distR="0" wp14:anchorId="31B7F153" wp14:editId="78B1C96D">
+                  <wp:extent cx="3551274" cy="2662939"/>
+                  <wp:effectExtent l="0" t="0" r="0" b="4445"/>
+                  <wp:docPr id="133548426" name="Picture 11"/>
                   <wp:cNvGraphicFramePr>
                     <a:graphicFrameLocks xmlns:a="http://schemas.openxmlformats.org/drawingml/2006/main" noChangeAspect="1"/>
                   </wp:cNvGraphicFramePr>
@@ -844,7 +844,7 @@
                     <a:graphicData uri="http://schemas.openxmlformats.org/drawingml/2006/picture">
                       <pic:pic xmlns:pic="http://schemas.openxmlformats.org/drawingml/2006/picture">
                         <pic:nvPicPr>
-                          <pic:cNvPr id="0" name="Picture 27"/>
+                          <pic:cNvPr id="0" name="Picture 50"/>
                           <pic:cNvPicPr>
                             <a:picLocks noChangeAspect="1" noChangeArrowheads="1"/>
                           </pic:cNvPicPr>
@@ -865,7 +865,7 @@
                         <pic:spPr bwMode="auto">
                           <a:xfrm>
                             <a:off x="0" y="0"/>
-                            <a:ext cx="3539423" cy="2654052"/>
+                            <a:ext cx="3570538" cy="2677384"/>
                           </a:xfrm>
                           <a:prstGeom prst="rect">
                             <a:avLst/>
@@ -902,13 +902,13 @@
         <w:tblLook w:val="04A0" w:firstRow="1" w:lastRow="0" w:firstColumn="1" w:lastColumn="0" w:noHBand="0" w:noVBand="1"/>
       </w:tblPr>
       <w:tblGrid>
-        <w:gridCol w:w="562"/>
-        <w:gridCol w:w="2977"/>
-        <w:gridCol w:w="2437"/>
-        <w:gridCol w:w="1993"/>
-        <w:gridCol w:w="2521"/>
-        <w:gridCol w:w="2835"/>
-        <w:gridCol w:w="2552"/>
+        <w:gridCol w:w="550"/>
+        <w:gridCol w:w="2766"/>
+        <w:gridCol w:w="2337"/>
+        <w:gridCol w:w="1902"/>
+        <w:gridCol w:w="3232"/>
+        <w:gridCol w:w="2688"/>
+        <w:gridCol w:w="2402"/>
       </w:tblGrid>
       <w:tr>
         <w:trPr>
@@ -927,13 +927,17 @@
                 <w:rFonts w:ascii="Arial" w:hAnsi="Arial" w:cs="Arial"/>
                 <w:b/>
                 <w:bCs/>
-              </w:rPr>
-            </w:pPr>
-            <w:r>
-              <w:rPr>
-                <w:rFonts w:ascii="Arial" w:hAnsi="Arial" w:cs="Arial"/>
-                <w:b/>
-                <w:bCs/>
+                <w:sz w:val="20"/>
+                <w:szCs w:val="20"/>
+              </w:rPr>
+            </w:pPr>
+            <w:r>
+              <w:rPr>
+                <w:rFonts w:ascii="Arial" w:hAnsi="Arial" w:cs="Arial"/>
+                <w:b/>
+                <w:bCs/>
+                <w:sz w:val="20"/>
+                <w:szCs w:val="20"/>
               </w:rPr>
               <w:t>No</w:t>
             </w:r>
@@ -952,6 +956,8 @@
                 <w:rFonts w:ascii="Arial" w:hAnsi="Arial" w:cs="Arial"/>
                 <w:b/>
                 <w:bCs/>
+                <w:sz w:val="20"/>
+                <w:szCs w:val="20"/>
               </w:rPr>
             </w:pPr>
             <w:proofErr w:type="spellStart"/>
@@ -960,6 +966,8 @@
                 <w:rFonts w:ascii="Arial" w:hAnsi="Arial" w:cs="Arial"/>
                 <w:b/>
                 <w:bCs/>
+                <w:sz w:val="20"/>
+                <w:szCs w:val="20"/>
               </w:rPr>
               <w:t>Kegiatan</w:t>
             </w:r>
@@ -979,6 +987,8 @@
                 <w:rFonts w:ascii="Arial" w:hAnsi="Arial" w:cs="Arial"/>
                 <w:b/>
                 <w:bCs/>
+                <w:sz w:val="20"/>
+                <w:szCs w:val="20"/>
               </w:rPr>
             </w:pPr>
             <w:proofErr w:type="spellStart"/>
@@ -987,6 +997,8 @@
                 <w:rFonts w:ascii="Arial" w:hAnsi="Arial" w:cs="Arial"/>
                 <w:b/>
                 <w:bCs/>
+                <w:sz w:val="20"/>
+                <w:szCs w:val="20"/>
               </w:rPr>
               <w:t>Tahapan</w:t>
             </w:r>
@@ -996,6 +1008,8 @@
                 <w:rFonts w:ascii="Arial" w:hAnsi="Arial" w:cs="Arial"/>
                 <w:b/>
                 <w:bCs/>
+                <w:sz w:val="20"/>
+                <w:szCs w:val="20"/>
               </w:rPr>
               <w:t xml:space="preserve"> </w:t>
             </w:r>
@@ -1005,6 +1019,8 @@
                 <w:rFonts w:ascii="Arial" w:hAnsi="Arial" w:cs="Arial"/>
                 <w:b/>
                 <w:bCs/>
+                <w:sz w:val="20"/>
+                <w:szCs w:val="20"/>
               </w:rPr>
               <w:t>Kegiatan</w:t>
             </w:r>
@@ -1024,13 +1040,17 @@
                 <w:rFonts w:ascii="Arial" w:hAnsi="Arial" w:cs="Arial"/>
                 <w:b/>
                 <w:bCs/>
-              </w:rPr>
-            </w:pPr>
-            <w:r>
-              <w:rPr>
-                <w:rFonts w:ascii="Arial" w:hAnsi="Arial" w:cs="Arial"/>
-                <w:b/>
-                <w:bCs/>
+                <w:sz w:val="20"/>
+                <w:szCs w:val="20"/>
+              </w:rPr>
+            </w:pPr>
+            <w:r>
+              <w:rPr>
+                <w:rFonts w:ascii="Arial" w:hAnsi="Arial" w:cs="Arial"/>
+                <w:b/>
+                <w:bCs/>
+                <w:sz w:val="20"/>
+                <w:szCs w:val="20"/>
               </w:rPr>
               <w:t>Output / Hasil</w:t>
             </w:r>
@@ -1049,6 +1069,8 @@
                 <w:rFonts w:ascii="Arial" w:hAnsi="Arial" w:cs="Arial"/>
                 <w:b/>
                 <w:bCs/>
+                <w:sz w:val="20"/>
+                <w:szCs w:val="20"/>
               </w:rPr>
             </w:pPr>
             <w:proofErr w:type="spellStart"/>
@@ -1057,6 +1079,8 @@
                 <w:rFonts w:ascii="Arial" w:hAnsi="Arial" w:cs="Arial"/>
                 <w:b/>
                 <w:bCs/>
+                <w:sz w:val="20"/>
+                <w:szCs w:val="20"/>
               </w:rPr>
               <w:t>Keterkaitan</w:t>
             </w:r>
@@ -1066,6 +1090,8 @@
                 <w:rFonts w:ascii="Arial" w:hAnsi="Arial" w:cs="Arial"/>
                 <w:b/>
                 <w:bCs/>
+                <w:sz w:val="20"/>
+                <w:szCs w:val="20"/>
               </w:rPr>
               <w:t xml:space="preserve"> </w:t>
             </w:r>
@@ -1075,6 +1101,8 @@
                 <w:rFonts w:ascii="Arial" w:hAnsi="Arial" w:cs="Arial"/>
                 <w:b/>
                 <w:bCs/>
+                <w:sz w:val="20"/>
+                <w:szCs w:val="20"/>
               </w:rPr>
               <w:t>Substansi</w:t>
             </w:r>
@@ -1084,6 +1112,8 @@
                 <w:rFonts w:ascii="Arial" w:hAnsi="Arial" w:cs="Arial"/>
                 <w:b/>
                 <w:bCs/>
+                <w:sz w:val="20"/>
+                <w:szCs w:val="20"/>
               </w:rPr>
               <w:t xml:space="preserve"> Mata Pelatihan</w:t>
             </w:r>
@@ -1102,14 +1132,18 @@
                 <w:rFonts w:ascii="Arial" w:hAnsi="Arial" w:cs="Arial"/>
                 <w:b/>
                 <w:bCs/>
-                <w:lang w:val="sv-SE"/>
-              </w:rPr>
-            </w:pPr>
-            <w:r>
-              <w:rPr>
-                <w:rFonts w:ascii="Arial" w:hAnsi="Arial" w:cs="Arial"/>
-                <w:b/>
-                <w:bCs/>
+                <w:sz w:val="20"/>
+                <w:szCs w:val="20"/>
+                <w:lang w:val="sv-SE"/>
+              </w:rPr>
+            </w:pPr>
+            <w:r>
+              <w:rPr>
+                <w:rFonts w:ascii="Arial" w:hAnsi="Arial" w:cs="Arial"/>
+                <w:b/>
+                <w:bCs/>
+                <w:sz w:val="20"/>
+                <w:szCs w:val="20"/>
                 <w:lang w:val="sv-SE"/>
               </w:rPr>
               <w:t>Kontribusi Terhadap Tusi/Tujuan Organisasi</w:t>
@@ -1129,6 +1163,8 @@
                 <w:rFonts w:ascii="Arial" w:hAnsi="Arial" w:cs="Arial"/>
                 <w:b/>
                 <w:bCs/>
+                <w:sz w:val="20"/>
+                <w:szCs w:val="20"/>
               </w:rPr>
             </w:pPr>
             <w:proofErr w:type="spellStart"/>
@@ -1137,6 +1173,8 @@
                 <w:rFonts w:ascii="Arial" w:hAnsi="Arial" w:cs="Arial"/>
                 <w:b/>
                 <w:bCs/>
+                <w:sz w:val="20"/>
+                <w:szCs w:val="20"/>
               </w:rPr>
               <w:t>Penguatan</w:t>
             </w:r>
@@ -1146,6 +1184,8 @@
                 <w:rFonts w:ascii="Arial" w:hAnsi="Arial" w:cs="Arial"/>
                 <w:b/>
                 <w:bCs/>
+                <w:sz w:val="20"/>
+                <w:szCs w:val="20"/>
               </w:rPr>
               <w:t xml:space="preserve"> Nilai </w:t>
             </w:r>
@@ -1155,6 +1195,8 @@
                 <w:rFonts w:ascii="Arial" w:hAnsi="Arial" w:cs="Arial"/>
                 <w:b/>
                 <w:bCs/>
+                <w:sz w:val="20"/>
+                <w:szCs w:val="20"/>
               </w:rPr>
               <w:t>Organisasi</w:t>
             </w:r>
@@ -1178,13 +1220,17 @@
                 <w:rFonts w:ascii="Arial" w:hAnsi="Arial" w:cs="Arial"/>
                 <w:b/>
                 <w:bCs/>
-              </w:rPr>
-            </w:pPr>
-            <w:r>
-              <w:rPr>
-                <w:rFonts w:ascii="Arial" w:hAnsi="Arial" w:cs="Arial"/>
-                <w:b/>
-                <w:bCs/>
+                <w:sz w:val="20"/>
+                <w:szCs w:val="20"/>
+              </w:rPr>
+            </w:pPr>
+            <w:r>
+              <w:rPr>
+                <w:rFonts w:ascii="Arial" w:hAnsi="Arial" w:cs="Arial"/>
+                <w:b/>
+                <w:bCs/>
+                <w:sz w:val="20"/>
+                <w:szCs w:val="20"/>
               </w:rPr>
               <w:t>1.</w:t>
             </w:r>
@@ -1202,13 +1248,17 @@
                 <w:rFonts w:ascii="Arial" w:hAnsi="Arial" w:cs="Arial"/>
                 <w:b/>
                 <w:bCs/>
-              </w:rPr>
-            </w:pPr>
-            <w:r>
-              <w:rPr>
-                <w:rFonts w:ascii="Arial" w:hAnsi="Arial" w:cs="Arial"/>
-                <w:b/>
-                <w:bCs/>
+                <w:sz w:val="20"/>
+                <w:szCs w:val="20"/>
+              </w:rPr>
+            </w:pPr>
+            <w:r>
+              <w:rPr>
+                <w:rFonts w:ascii="Arial" w:hAnsi="Arial" w:cs="Arial"/>
+                <w:b/>
+                <w:bCs/>
+                <w:sz w:val="20"/>
+                <w:szCs w:val="20"/>
               </w:rPr>
               <w:t>2.</w:t>
             </w:r>
@@ -1226,13 +1276,17 @@
                 <w:rFonts w:ascii="Arial" w:hAnsi="Arial" w:cs="Arial"/>
                 <w:b/>
                 <w:bCs/>
-              </w:rPr>
-            </w:pPr>
-            <w:r>
-              <w:rPr>
-                <w:rFonts w:ascii="Arial" w:hAnsi="Arial" w:cs="Arial"/>
-                <w:b/>
-                <w:bCs/>
+                <w:sz w:val="20"/>
+                <w:szCs w:val="20"/>
+              </w:rPr>
+            </w:pPr>
+            <w:r>
+              <w:rPr>
+                <w:rFonts w:ascii="Arial" w:hAnsi="Arial" w:cs="Arial"/>
+                <w:b/>
+                <w:bCs/>
+                <w:sz w:val="20"/>
+                <w:szCs w:val="20"/>
               </w:rPr>
               <w:t>3.</w:t>
             </w:r>
@@ -1250,13 +1304,17 @@
                 <w:rFonts w:ascii="Arial" w:hAnsi="Arial" w:cs="Arial"/>
                 <w:b/>
                 <w:bCs/>
-              </w:rPr>
-            </w:pPr>
-            <w:r>
-              <w:rPr>
-                <w:rFonts w:ascii="Arial" w:hAnsi="Arial" w:cs="Arial"/>
-                <w:b/>
-                <w:bCs/>
+                <w:sz w:val="20"/>
+                <w:szCs w:val="20"/>
+              </w:rPr>
+            </w:pPr>
+            <w:r>
+              <w:rPr>
+                <w:rFonts w:ascii="Arial" w:hAnsi="Arial" w:cs="Arial"/>
+                <w:b/>
+                <w:bCs/>
+                <w:sz w:val="20"/>
+                <w:szCs w:val="20"/>
               </w:rPr>
               <w:t>4.</w:t>
             </w:r>
@@ -1274,13 +1332,17 @@
                 <w:rFonts w:ascii="Arial" w:hAnsi="Arial" w:cs="Arial"/>
                 <w:b/>
                 <w:bCs/>
-              </w:rPr>
-            </w:pPr>
-            <w:r>
-              <w:rPr>
-                <w:rFonts w:ascii="Arial" w:hAnsi="Arial" w:cs="Arial"/>
-                <w:b/>
-                <w:bCs/>
+                <w:sz w:val="20"/>
+                <w:szCs w:val="20"/>
+              </w:rPr>
+            </w:pPr>
+            <w:r>
+              <w:rPr>
+                <w:rFonts w:ascii="Arial" w:hAnsi="Arial" w:cs="Arial"/>
+                <w:b/>
+                <w:bCs/>
+                <w:sz w:val="20"/>
+                <w:szCs w:val="20"/>
               </w:rPr>
               <w:t>5.</w:t>
             </w:r>
@@ -1298,13 +1360,17 @@
                 <w:rFonts w:ascii="Arial" w:hAnsi="Arial" w:cs="Arial"/>
                 <w:b/>
                 <w:bCs/>
-              </w:rPr>
-            </w:pPr>
-            <w:r>
-              <w:rPr>
-                <w:rFonts w:ascii="Arial" w:hAnsi="Arial" w:cs="Arial"/>
-                <w:b/>
-                <w:bCs/>
+                <w:sz w:val="20"/>
+                <w:szCs w:val="20"/>
+              </w:rPr>
+            </w:pPr>
+            <w:r>
+              <w:rPr>
+                <w:rFonts w:ascii="Arial" w:hAnsi="Arial" w:cs="Arial"/>
+                <w:b/>
+                <w:bCs/>
+                <w:sz w:val="20"/>
+                <w:szCs w:val="20"/>
               </w:rPr>
               <w:t>6.</w:t>
             </w:r>
@@ -1322,13 +1388,17 @@
                 <w:rFonts w:ascii="Arial" w:hAnsi="Arial" w:cs="Arial"/>
                 <w:b/>
                 <w:bCs/>
-              </w:rPr>
-            </w:pPr>
-            <w:r>
-              <w:rPr>
-                <w:rFonts w:ascii="Arial" w:hAnsi="Arial" w:cs="Arial"/>
-                <w:b/>
-                <w:bCs/>
+                <w:sz w:val="20"/>
+                <w:szCs w:val="20"/>
+              </w:rPr>
+            </w:pPr>
+            <w:r>
+              <w:rPr>
+                <w:rFonts w:ascii="Arial" w:hAnsi="Arial" w:cs="Arial"/>
+                <w:b/>
+                <w:bCs/>
+                <w:sz w:val="20"/>
+                <w:szCs w:val="20"/>
               </w:rPr>
               <w:t>7.</w:t>
             </w:r>
@@ -1373,7 +1443,7 @@
                 <w:rFonts w:ascii="Arial" w:hAnsi="Arial" w:cs="Arial"/>
                 <w:lang w:val="sv-SE"/>
               </w:rPr>
-              <w:t>Merancang alur optimalisasi arsip dokumen disposisi</w:t>
+              <w:t>Melakukan simulasi kegiatan berdasarkan alur yang sudah dirancang</w:t>
             </w:r>
           </w:p>
         </w:tc>
@@ -1386,154 +1456,79 @@
               <w:spacing w:line="360" w:lineRule="auto"/>
               <w:rPr>
                 <w:rFonts w:ascii="Arial" w:hAnsi="Arial" w:cs="Arial"/>
-              </w:rPr>
-            </w:pPr>
-            <w:r>
-              <w:rPr>
-                <w:rFonts w:ascii="Arial" w:hAnsi="Arial" w:cs="Arial"/>
-              </w:rPr>
-              <w:t xml:space="preserve">1. Menyusun </w:t>
+                <w:lang w:val="sv-SE"/>
+              </w:rPr>
+            </w:pPr>
+            <w:r>
+              <w:rPr>
+                <w:rFonts w:ascii="Arial" w:hAnsi="Arial" w:cs="Arial"/>
+                <w:lang w:val="sv-SE"/>
+              </w:rPr>
+              <w:t>1. Melakukan koordinasi dengan personel terkait sebelum melakukan simulasi</w:t>
+            </w:r>
+          </w:p>
+          <w:p>
+            <w:pPr>
+              <w:spacing w:line="360" w:lineRule="auto"/>
+              <w:rPr>
+                <w:rFonts w:ascii="Arial" w:hAnsi="Arial" w:cs="Arial"/>
+                <w:lang w:val="sv-SE"/>
+              </w:rPr>
+            </w:pPr>
+            <w:r>
+              <w:rPr>
+                <w:rFonts w:ascii="Arial" w:hAnsi="Arial" w:cs="Arial"/>
+                <w:lang w:val="sv-SE"/>
+              </w:rPr>
+              <w:t>2. Melaksanakan kegiatan simulasi sesuai rancangan kegiatan yang sudah dibuat</w:t>
+            </w:r>
+          </w:p>
+          <w:p>
+            <w:pPr>
+              <w:pStyle w:val="ListParagraph"/>
+              <w:spacing w:line="360" w:lineRule="auto"/>
+              <w:ind w:left="0"/>
+              <w:rPr>
+                <w:rFonts w:ascii="Arial" w:hAnsi="Arial" w:cs="Arial"/>
+                <w:lang w:val="sv-SE"/>
+              </w:rPr>
+            </w:pPr>
+            <w:r>
+              <w:rPr>
+                <w:rFonts w:ascii="Arial" w:hAnsi="Arial" w:cs="Arial"/>
+                <w:lang w:val="sv-SE"/>
+              </w:rPr>
+              <w:t>3. Melakukan reviu terhadap kegiatan simulasi</w:t>
+            </w:r>
+          </w:p>
+        </w:tc>
+        <w:tc>
+          <w:tcPr>
+            <w:tcW w:w="1993" w:type="dxa"/>
+          </w:tcPr>
+          <w:p>
+            <w:pPr>
+              <w:spacing w:line="360" w:lineRule="auto"/>
+              <w:rPr>
+                <w:rFonts w:ascii="Arial" w:hAnsi="Arial" w:cs="Arial"/>
+                <w:lang w:val="sv-SE"/>
+              </w:rPr>
+            </w:pPr>
+            <w:r>
+              <w:rPr>
+                <w:rFonts w:ascii="Arial" w:hAnsi="Arial" w:cs="Arial"/>
+                <w:lang w:val="sv-SE"/>
+              </w:rPr>
+              <w:t xml:space="preserve">Berhasil melakukan simulasi yang ditandai dengan adanya dokumen disposisi dalam bentuk </w:t>
             </w:r>
             <w:r>
               <w:rPr>
                 <w:rFonts w:ascii="Arial" w:hAnsi="Arial" w:cs="Arial"/>
                 <w:i/>
                 <w:iCs/>
-              </w:rPr>
-              <w:t>to do list</w:t>
-            </w:r>
-            <w:r>
-              <w:rPr>
-                <w:rFonts w:ascii="Arial" w:hAnsi="Arial" w:cs="Arial"/>
-              </w:rPr>
-              <w:t xml:space="preserve"> </w:t>
-            </w:r>
-            <w:proofErr w:type="spellStart"/>
-            <w:r>
-              <w:rPr>
-                <w:rFonts w:ascii="Arial" w:hAnsi="Arial" w:cs="Arial"/>
-              </w:rPr>
-              <w:t>optimalisasi</w:t>
-            </w:r>
-            <w:proofErr w:type="spellEnd"/>
-            <w:r>
-              <w:rPr>
-                <w:rFonts w:ascii="Arial" w:hAnsi="Arial" w:cs="Arial"/>
-              </w:rPr>
-              <w:t xml:space="preserve"> </w:t>
-            </w:r>
-            <w:proofErr w:type="spellStart"/>
-            <w:r>
-              <w:rPr>
-                <w:rFonts w:ascii="Arial" w:hAnsi="Arial" w:cs="Arial"/>
-              </w:rPr>
-              <w:t>arsip</w:t>
-            </w:r>
-            <w:proofErr w:type="spellEnd"/>
-            <w:r>
-              <w:rPr>
-                <w:rFonts w:ascii="Arial" w:hAnsi="Arial" w:cs="Arial"/>
-              </w:rPr>
-              <w:t xml:space="preserve"> </w:t>
-            </w:r>
-            <w:proofErr w:type="spellStart"/>
-            <w:r>
-              <w:rPr>
-                <w:rFonts w:ascii="Arial" w:hAnsi="Arial" w:cs="Arial"/>
-              </w:rPr>
-              <w:t>dokumen</w:t>
-            </w:r>
-            <w:proofErr w:type="spellEnd"/>
-            <w:r>
-              <w:rPr>
-                <w:rFonts w:ascii="Arial" w:hAnsi="Arial" w:cs="Arial"/>
-              </w:rPr>
-              <w:t xml:space="preserve"> </w:t>
-            </w:r>
-            <w:proofErr w:type="spellStart"/>
-            <w:r>
-              <w:rPr>
-                <w:rFonts w:ascii="Arial" w:hAnsi="Arial" w:cs="Arial"/>
-              </w:rPr>
-              <w:t>disposisi</w:t>
-            </w:r>
-            <w:proofErr w:type="spellEnd"/>
-            <w:r>
-              <w:rPr>
-                <w:rFonts w:ascii="Arial" w:hAnsi="Arial" w:cs="Arial"/>
-              </w:rPr>
-              <w:t xml:space="preserve"> </w:t>
-            </w:r>
-          </w:p>
-          <w:p>
-            <w:pPr>
-              <w:spacing w:line="360" w:lineRule="auto"/>
-              <w:rPr>
-                <w:rFonts w:ascii="Arial" w:hAnsi="Arial" w:cs="Arial"/>
-                <w:lang w:val="sv-SE"/>
-              </w:rPr>
-            </w:pPr>
-            <w:r>
-              <w:rPr>
-                <w:rFonts w:ascii="Arial" w:hAnsi="Arial" w:cs="Arial"/>
-                <w:lang w:val="sv-SE"/>
-              </w:rPr>
-              <w:t>2. Menyiapkan semua perlengkapan yang dibutuhkan</w:t>
-            </w:r>
-          </w:p>
-          <w:p>
-            <w:pPr>
-              <w:pStyle w:val="ListParagraph"/>
-              <w:spacing w:line="360" w:lineRule="auto"/>
-              <w:ind w:left="0"/>
-              <w:rPr>
-                <w:rFonts w:ascii="Arial" w:hAnsi="Arial" w:cs="Arial"/>
-                <w:lang w:val="sv-SE"/>
-              </w:rPr>
-            </w:pPr>
-            <w:r>
-              <w:rPr>
-                <w:rFonts w:ascii="Arial" w:hAnsi="Arial" w:cs="Arial"/>
-                <w:lang w:val="sv-SE"/>
-              </w:rPr>
-              <w:t>3. Merancang draf alur optimalisasi arsip dokumen disposisi</w:t>
-            </w:r>
-          </w:p>
-        </w:tc>
-        <w:tc>
-          <w:tcPr>
-            <w:tcW w:w="1993" w:type="dxa"/>
-          </w:tcPr>
-          <w:p>
-            <w:pPr>
-              <w:spacing w:line="360" w:lineRule="auto"/>
-              <w:rPr>
-                <w:rFonts w:ascii="Arial" w:hAnsi="Arial" w:cs="Arial"/>
-                <w:lang w:val="sv-SE"/>
-              </w:rPr>
-            </w:pPr>
-            <w:r>
-              <w:rPr>
-                <w:rFonts w:ascii="Arial" w:hAnsi="Arial" w:cs="Arial"/>
-                <w:lang w:val="sv-SE"/>
-              </w:rPr>
-              <w:t>Dari tahapan dan kegiatan yang sudah dilakukan dihasilkan draf</w:t>
-            </w:r>
-            <w:r>
-              <w:rPr>
-                <w:rFonts w:ascii="Arial" w:hAnsi="Arial" w:cs="Arial"/>
-                <w:i/>
-                <w:iCs/>
-                <w:lang w:val="sv-SE"/>
-              </w:rPr>
-              <w:t xml:space="preserve"> </w:t>
-            </w:r>
-            <w:r>
-              <w:rPr>
-                <w:rFonts w:ascii="Arial" w:hAnsi="Arial" w:cs="Arial"/>
-                <w:lang w:val="sv-SE"/>
-              </w:rPr>
-              <w:t>alur optimalisasi arsip dokumen disposisi</w:t>
+                <w:lang w:val="sv-SE"/>
+              </w:rPr>
+              <w:t>softcopy</w:t>
             </w:r>
           </w:p>
         </w:tc>
@@ -1556,7 +1551,7 @@
                 <w:bCs/>
                 <w:lang w:val="sv-SE"/>
               </w:rPr>
-              <w:t>Berorientasi Pelayanan</w:t>
+              <w:t>Harmonis</w:t>
             </w:r>
             <w:r>
               <w:rPr>
@@ -1572,7 +1567,7 @@
                 <w:rFonts w:ascii="Arial" w:eastAsia="Cambria" w:hAnsi="Arial" w:cs="Arial"/>
                 <w:lang w:val="sv-SE"/>
               </w:rPr>
-              <w:t>Optimalisasi arsip dokumen disposisi mempercepat akses informasi, mendukung pelayanan yang lebih efisien.</w:t>
+              <w:t>Menjalin koordinasi dengan sikap saling menghargai.</w:t>
             </w:r>
           </w:p>
           <w:p>
@@ -1590,34 +1585,93 @@
                 <w:bCs/>
                 <w:lang w:val="sv-SE"/>
               </w:rPr>
+              <w:t>Kolaboratif</w:t>
+            </w:r>
+            <w:r>
+              <w:rPr>
+                <w:rFonts w:ascii="Arial" w:eastAsia="Cambria" w:hAnsi="Arial" w:cs="Arial"/>
+                <w:lang w:val="sv-SE"/>
+              </w:rPr>
+              <w:br/>
+              <w:t>Melibatkan beberapa pihak untuk bekerja sama dengan satu tujuan</w:t>
+            </w:r>
+          </w:p>
+          <w:p>
+            <w:pPr>
+              <w:spacing w:line="360" w:lineRule="auto"/>
+              <w:rPr>
+                <w:rFonts w:ascii="Arial" w:eastAsia="Cambria" w:hAnsi="Arial" w:cs="Arial"/>
+                <w:lang w:val="sv-SE"/>
+              </w:rPr>
+            </w:pPr>
+            <w:r>
+              <w:rPr>
+                <w:rFonts w:ascii="Arial" w:eastAsia="Cambria" w:hAnsi="Arial" w:cs="Arial"/>
+                <w:b/>
+                <w:bCs/>
+                <w:lang w:val="sv-SE"/>
+              </w:rPr>
+              <w:t>Kompeten</w:t>
+            </w:r>
+            <w:r>
+              <w:rPr>
+                <w:rFonts w:ascii="Arial" w:eastAsia="Cambria" w:hAnsi="Arial" w:cs="Arial"/>
+                <w:b/>
+                <w:bCs/>
+                <w:lang w:val="sv-SE"/>
+              </w:rPr>
+              <w:br/>
+            </w:r>
+            <w:r>
+              <w:rPr>
+                <w:rFonts w:ascii="Arial" w:eastAsia="Cambria" w:hAnsi="Arial" w:cs="Arial"/>
+                <w:lang w:val="sv-SE"/>
+              </w:rPr>
+              <w:t>Melaksanakan tugas dengan prosedur yang tepat dan penuh tanggung jawab.</w:t>
+            </w:r>
+          </w:p>
+          <w:p>
+            <w:pPr>
+              <w:spacing w:line="360" w:lineRule="auto"/>
+              <w:rPr>
+                <w:rFonts w:ascii="Arial" w:eastAsia="Cambria" w:hAnsi="Arial" w:cs="Arial"/>
+                <w:lang w:val="sv-SE"/>
+              </w:rPr>
+            </w:pPr>
+            <w:r>
+              <w:rPr>
+                <w:rFonts w:ascii="Arial" w:eastAsia="Cambria" w:hAnsi="Arial" w:cs="Arial"/>
+                <w:b/>
+                <w:bCs/>
+                <w:lang w:val="sv-SE"/>
+              </w:rPr>
               <w:t>Akuntabel</w:t>
             </w:r>
             <w:r>
               <w:rPr>
                 <w:rFonts w:ascii="Arial" w:eastAsia="Cambria" w:hAnsi="Arial" w:cs="Arial"/>
+                <w:b/>
+                <w:bCs/>
                 <w:lang w:val="sv-SE"/>
               </w:rPr>
               <w:br/>
-              <w:t>Alur digital yang terstandarisasi memastikan transparansi dan kejelasan dalam proses pengarsipan.</w:t>
-            </w:r>
-          </w:p>
-          <w:p>
-            <w:pPr>
-              <w:spacing w:line="360" w:lineRule="auto"/>
+            </w:r>
+            <w:r>
               <w:rPr>
                 <w:rFonts w:ascii="Arial" w:eastAsia="Cambria" w:hAnsi="Arial" w:cs="Arial"/>
                 <w:lang w:val="sv-SE"/>
               </w:rPr>
-            </w:pPr>
-            <w:r>
+              <w:t>Bertanggung jawab atas pelaksanaan yang sesuai rencana.</w:t>
+            </w:r>
+          </w:p>
+          <w:p>
+            <w:pPr>
+              <w:spacing w:line="360" w:lineRule="auto"/>
               <w:rPr>
                 <w:rFonts w:ascii="Arial" w:eastAsia="Cambria" w:hAnsi="Arial" w:cs="Arial"/>
-                <w:b/>
-                <w:bCs/>
-                <w:lang w:val="sv-SE"/>
-              </w:rPr>
-              <w:t>Kompeten</w:t>
-            </w:r>
+                <w:lang w:val="sv-SE"/>
+              </w:rPr>
+            </w:pPr>
             <w:r>
               <w:rPr>
                 <w:rFonts w:ascii="Arial" w:eastAsia="Cambria" w:hAnsi="Arial" w:cs="Arial"/>
@@ -1625,24 +1679,34 @@
                 <w:bCs/>
                 <w:lang w:val="sv-SE"/>
               </w:rPr>
+              <w:t>Adaptif</w:t>
+            </w:r>
+            <w:r>
+              <w:rPr>
+                <w:rFonts w:ascii="Arial" w:eastAsia="Cambria" w:hAnsi="Arial" w:cs="Arial"/>
+                <w:lang w:val="sv-SE"/>
+              </w:rPr>
               <w:br/>
-            </w:r>
-            <w:r>
+              <w:t>Melakukan reviu guna memastikan semuanya terlaksana</w:t>
+            </w:r>
+          </w:p>
+          <w:p>
+            <w:pPr>
+              <w:spacing w:line="360" w:lineRule="auto"/>
               <w:rPr>
                 <w:rFonts w:ascii="Arial" w:eastAsia="Cambria" w:hAnsi="Arial" w:cs="Arial"/>
                 <w:lang w:val="sv-SE"/>
               </w:rPr>
-              <w:t>Perancangan alur memerlukan peningkatan kompetensi teknologi dan manajemen dokumen.</w:t>
-            </w:r>
-          </w:p>
-          <w:p>
-            <w:pPr>
-              <w:spacing w:line="360" w:lineRule="auto"/>
+            </w:pPr>
+            <w:r>
               <w:rPr>
                 <w:rFonts w:ascii="Arial" w:eastAsia="Cambria" w:hAnsi="Arial" w:cs="Arial"/>
-                <w:lang w:val="sv-SE"/>
-              </w:rPr>
-            </w:pPr>
+                <w:b/>
+                <w:bCs/>
+                <w:lang w:val="sv-SE"/>
+              </w:rPr>
+              <w:t>Manajemen ASN</w:t>
+            </w:r>
             <w:r>
               <w:rPr>
                 <w:rFonts w:ascii="Arial" w:eastAsia="Cambria" w:hAnsi="Arial" w:cs="Arial"/>
@@ -1650,11 +1714,36 @@
                 <w:bCs/>
                 <w:lang w:val="sv-SE"/>
               </w:rPr>
-              <w:t>Adaptif</w:t>
+              <w:br/>
             </w:r>
             <w:r>
               <w:rPr>
                 <w:rFonts w:ascii="Arial" w:eastAsia="Cambria" w:hAnsi="Arial" w:cs="Arial"/>
+                <w:lang w:val="sv-SE"/>
+              </w:rPr>
+              <w:t>Mendorong  pengembangan kapasitas ASN melalui praktik langsung.</w:t>
+            </w:r>
+          </w:p>
+          <w:p>
+            <w:pPr>
+              <w:spacing w:line="360" w:lineRule="auto"/>
+              <w:rPr>
+                <w:rFonts w:ascii="Arial" w:hAnsi="Arial" w:cs="Arial"/>
+                <w:lang w:val="sv-SE"/>
+              </w:rPr>
+            </w:pPr>
+            <w:r>
+              <w:rPr>
+                <w:rFonts w:ascii="Arial" w:eastAsia="Cambria" w:hAnsi="Arial" w:cs="Arial"/>
+                <w:b/>
+                <w:bCs/>
+                <w:lang w:val="sv-SE"/>
+              </w:rPr>
+              <w:t>Smart ASN</w:t>
+            </w:r>
+            <w:r>
+              <w:rPr>
+                <w:rFonts w:ascii="Arial" w:eastAsia="Cambria" w:hAnsi="Arial" w:cs="Arial"/>
                 <w:b/>
                 <w:bCs/>
                 <w:lang w:val="sv-SE"/>
@@ -1666,75 +1755,7 @@
                 <w:rFonts w:ascii="Arial" w:eastAsia="Cambria" w:hAnsi="Arial" w:cs="Arial"/>
                 <w:lang w:val="sv-SE"/>
               </w:rPr>
-              <w:t>Kegiatan ini menunjukkan kemampuan berinovasi menghadapi perubahan menuju transformasi digital.</w:t>
-            </w:r>
-          </w:p>
-          <w:p>
-            <w:pPr>
-              <w:spacing w:line="360" w:lineRule="auto"/>
-              <w:rPr>
-                <w:rFonts w:ascii="Arial" w:eastAsia="Cambria" w:hAnsi="Arial" w:cs="Arial"/>
-                <w:lang w:val="sv-SE"/>
-              </w:rPr>
-            </w:pPr>
-            <w:r>
-              <w:rPr>
-                <w:rFonts w:ascii="Arial" w:eastAsia="Cambria" w:hAnsi="Arial" w:cs="Arial"/>
-                <w:b/>
-                <w:bCs/>
-                <w:lang w:val="sv-SE"/>
-              </w:rPr>
-              <w:t>Manajemen ASN</w:t>
-            </w:r>
-            <w:r>
-              <w:rPr>
-                <w:rFonts w:ascii="Arial" w:eastAsia="Cambria" w:hAnsi="Arial" w:cs="Arial"/>
-                <w:b/>
-                <w:bCs/>
-                <w:lang w:val="sv-SE"/>
-              </w:rPr>
-              <w:br/>
-            </w:r>
-            <w:r>
-              <w:rPr>
-                <w:rFonts w:ascii="Arial" w:eastAsia="Cambria" w:hAnsi="Arial" w:cs="Arial"/>
-                <w:lang w:val="sv-SE"/>
-              </w:rPr>
-              <w:t>Proses perancangan alur melatih ASN dalam penguasaan teknologi dan sistem manajemen dokumen.</w:t>
-            </w:r>
-          </w:p>
-          <w:p>
-            <w:pPr>
-              <w:spacing w:line="360" w:lineRule="auto"/>
-              <w:rPr>
-                <w:rFonts w:ascii="Arial" w:hAnsi="Arial" w:cs="Arial"/>
-                <w:lang w:val="sv-SE"/>
-              </w:rPr>
-            </w:pPr>
-            <w:r>
-              <w:rPr>
-                <w:rFonts w:ascii="Arial" w:eastAsia="Cambria" w:hAnsi="Arial" w:cs="Arial"/>
-                <w:b/>
-                <w:bCs/>
-                <w:lang w:val="sv-SE"/>
-              </w:rPr>
-              <w:t>Smart ASN</w:t>
-            </w:r>
-            <w:r>
-              <w:rPr>
-                <w:rFonts w:ascii="Arial" w:eastAsia="Cambria" w:hAnsi="Arial" w:cs="Arial"/>
-                <w:b/>
-                <w:bCs/>
-                <w:lang w:val="sv-SE"/>
-              </w:rPr>
-              <w:br/>
-            </w:r>
-            <w:r>
-              <w:rPr>
-                <w:rFonts w:ascii="Arial" w:eastAsia="Cambria" w:hAnsi="Arial" w:cs="Arial"/>
-                <w:lang w:val="sv-SE"/>
-              </w:rPr>
-              <w:t>Optimalisasi memungkinkan pengelolaan data yang terstandarisasi dan mudah diakses.</w:t>
+              <w:t>Implementasi simulasi, mencerminkan ASN yang bertanggung jawab.</w:t>
             </w:r>
           </w:p>
         </w:tc>
@@ -1755,7 +1776,7 @@
                 <w:rFonts w:ascii="Arial" w:hAnsi="Arial" w:cs="Arial"/>
                 <w:lang w:val="sv-SE"/>
               </w:rPr>
-              <w:t>Kegiatan ini mendukung visi modern Disminpersau melalui optimalisasi arsip dokumen disposisi, yang sejalan dengan misi pengelolaan data personel secara akurat dan terpercaya serta pelaksanaan administrasi yang profesional dan efisien.</w:t>
+              <w:t>Kegiatan ini mendukung misi Disminpersau yaitu melaksanakan pembinaan administrasi secara profesional dan efisien. Simulasi optimalisasi arsip dokumen disposisi merupakan bentuk nyata penerapan sistem administrasi yang terukur dan terstandarisasi, serta mendukung pengelolaan data personel yang akurat dan terpercaya.</w:t>
             </w:r>
           </w:p>
         </w:tc>
@@ -1776,7 +1797,7 @@
                 <w:rFonts w:ascii="Arial" w:hAnsi="Arial" w:cs="Arial"/>
                 <w:lang w:val="sv-SE"/>
               </w:rPr>
-              <w:t>Dalam kegiatan ini, nilai yang diperkuat salah satunya adalah adaptif, solusi yang ditawarkan bisa menyesuaikan proses yang sudah ada</w:t>
+              <w:t>Dalam kegiatan ini, nilai yang diperkuat yaitu kompeten karena memberikan peningkatan terhadap kinerja.</w:t>
             </w:r>
           </w:p>
         </w:tc>
@@ -1784,8 +1805,6 @@
     </w:tbl>
     <w:p>
       <w:pPr>
-        <w:spacing w:after="0" w:line="360" w:lineRule="auto"/>
-        <w:jc w:val="both"/>
         <w:rPr>
           <w:rFonts w:ascii="Arial" w:hAnsi="Arial" w:cs="Arial"/>
           <w:b/>
@@ -1793,25 +1812,6 @@
           <w:lang w:val="sv-SE"/>
         </w:rPr>
       </w:pPr>
-    </w:p>
-    <w:p>
-      <w:pPr>
-        <w:rPr>
-          <w:rFonts w:ascii="Arial" w:hAnsi="Arial" w:cs="Arial"/>
-          <w:b/>
-          <w:bCs/>
-          <w:lang w:val="sv-SE"/>
-        </w:rPr>
-      </w:pPr>
-      <w:r>
-        <w:rPr>
-          <w:rFonts w:ascii="Arial" w:hAnsi="Arial" w:cs="Arial"/>
-          <w:b/>
-          <w:bCs/>
-          <w:lang w:val="sv-SE"/>
-        </w:rPr>
-        <w:br w:type="page"/>
-      </w:r>
     </w:p>
     <w:p>
       <w:pPr>
@@ -1932,10 +1932,10 @@
           <w:noProof/>
         </w:rPr>
         <w:drawing>
-          <wp:inline distT="0" distB="0" distL="0" distR="0" wp14:anchorId="4C3E2FC2" wp14:editId="31423132">
-            <wp:extent cx="2622241" cy="1967117"/>
-            <wp:effectExtent l="0" t="0" r="6985" b="0"/>
-            <wp:docPr id="814899761" name="Picture 1"/>
+          <wp:inline distT="0" distB="0" distL="0" distR="0" wp14:anchorId="595ACB97" wp14:editId="55F73C81">
+            <wp:extent cx="2369128" cy="1777387"/>
+            <wp:effectExtent l="0" t="0" r="0" b="0"/>
+            <wp:docPr id="559113183" name="Picture 4"/>
             <wp:cNvGraphicFramePr>
               <a:graphicFrameLocks xmlns:a="http://schemas.openxmlformats.org/drawingml/2006/main" noChangeAspect="1"/>
             </wp:cNvGraphicFramePr>
@@ -1943,7 +1943,7 @@
               <a:graphicData uri="http://schemas.openxmlformats.org/drawingml/2006/picture">
                 <pic:pic xmlns:pic="http://schemas.openxmlformats.org/drawingml/2006/picture">
                   <pic:nvPicPr>
-                    <pic:cNvPr id="0" name="Picture 1"/>
+                    <pic:cNvPr id="0" name="Picture 16"/>
                     <pic:cNvPicPr>
                       <a:picLocks noChangeAspect="1" noChangeArrowheads="1"/>
                     </pic:cNvPicPr>
@@ -1964,7 +1964,7 @@
                   <pic:spPr bwMode="auto">
                     <a:xfrm>
                       <a:off x="0" y="0"/>
-                      <a:ext cx="2663328" cy="1997939"/>
+                      <a:ext cx="2415810" cy="1812409"/>
                     </a:xfrm>
                     <a:prstGeom prst="rect">
                       <a:avLst/>
@@ -1991,10 +1991,10 @@
           <w:noProof/>
         </w:rPr>
         <w:drawing>
-          <wp:inline distT="0" distB="0" distL="0" distR="0" wp14:anchorId="0868DD88" wp14:editId="27E25777">
-            <wp:extent cx="2640027" cy="1980459"/>
-            <wp:effectExtent l="0" t="0" r="8255" b="1270"/>
-            <wp:docPr id="1666208856" name="Picture 6"/>
+          <wp:inline distT="0" distB="0" distL="0" distR="0" wp14:anchorId="6157A770" wp14:editId="0E89C27F">
+            <wp:extent cx="2356143" cy="1766765"/>
+            <wp:effectExtent l="0" t="0" r="6350" b="5080"/>
+            <wp:docPr id="307857682" name="Picture 6"/>
             <wp:cNvGraphicFramePr>
               <a:graphicFrameLocks xmlns:a="http://schemas.openxmlformats.org/drawingml/2006/main" noChangeAspect="1"/>
             </wp:cNvGraphicFramePr>
@@ -2002,7 +2002,7 @@
               <a:graphicData uri="http://schemas.openxmlformats.org/drawingml/2006/picture">
                 <pic:pic xmlns:pic="http://schemas.openxmlformats.org/drawingml/2006/picture">
                   <pic:nvPicPr>
-                    <pic:cNvPr id="0" name="Picture 18"/>
+                    <pic:cNvPr id="0" name="Picture 24"/>
                     <pic:cNvPicPr>
                       <a:picLocks noChangeAspect="1" noChangeArrowheads="1"/>
                     </pic:cNvPicPr>
@@ -2023,7 +2023,7 @@
                   <pic:spPr bwMode="auto">
                     <a:xfrm>
                       <a:off x="0" y="0"/>
-                      <a:ext cx="2667579" cy="2001128"/>
+                      <a:ext cx="2390787" cy="1792743"/>
                     </a:xfrm>
                     <a:prstGeom prst="rect">
                       <a:avLst/>
@@ -2043,17 +2043,17 @@
         <w:rPr>
           <w:rFonts w:ascii="Arial" w:hAnsi="Arial" w:cs="Arial"/>
         </w:rPr>
-        <w:t xml:space="preserve">   </w:t>
+        <w:t xml:space="preserve">     </w:t>
       </w:r>
       <w:r>
         <w:rPr>
           <w:noProof/>
         </w:rPr>
         <w:drawing>
-          <wp:inline distT="0" distB="0" distL="0" distR="0" wp14:anchorId="4A8957AA" wp14:editId="77879815">
-            <wp:extent cx="2651021" cy="1987880"/>
-            <wp:effectExtent l="0" t="0" r="0" b="0"/>
-            <wp:docPr id="1191692764" name="Picture 9"/>
+          <wp:inline distT="0" distB="0" distL="0" distR="0" wp14:anchorId="18A93EBC" wp14:editId="73EE0D86">
+            <wp:extent cx="2331168" cy="1748037"/>
+            <wp:effectExtent l="0" t="0" r="0" b="5080"/>
+            <wp:docPr id="970044280" name="Picture 11"/>
             <wp:cNvGraphicFramePr>
               <a:graphicFrameLocks xmlns:a="http://schemas.openxmlformats.org/drawingml/2006/main" noChangeAspect="1"/>
             </wp:cNvGraphicFramePr>
@@ -2061,7 +2061,7 @@
               <a:graphicData uri="http://schemas.openxmlformats.org/drawingml/2006/picture">
                 <pic:pic xmlns:pic="http://schemas.openxmlformats.org/drawingml/2006/picture">
                   <pic:nvPicPr>
-                    <pic:cNvPr id="0" name="Picture 27"/>
+                    <pic:cNvPr id="0" name="Picture 50"/>
                     <pic:cNvPicPr>
                       <a:picLocks noChangeAspect="1" noChangeArrowheads="1"/>
                     </pic:cNvPicPr>
@@ -2082,7 +2082,7 @@
                   <pic:spPr bwMode="auto">
                     <a:xfrm>
                       <a:off x="0" y="0"/>
-                      <a:ext cx="2700728" cy="2025153"/>
+                      <a:ext cx="2386548" cy="1789564"/>
                     </a:xfrm>
                     <a:prstGeom prst="rect">
                       <a:avLst/>
@@ -2156,14 +2156,10 @@
     </w:p>
     <w:p>
       <w:pPr>
-        <w:widowControl w:val="0"/>
-        <w:autoSpaceDE w:val="0"/>
-        <w:autoSpaceDN w:val="0"/>
-        <w:spacing w:after="0" w:line="360" w:lineRule="auto"/>
-        <w:ind w:left="360"/>
+        <w:spacing w:line="360" w:lineRule="auto"/>
         <w:jc w:val="both"/>
         <w:rPr>
-          <w:rFonts w:ascii="Arial" w:eastAsia="Cambria" w:hAnsi="Arial" w:cs="Arial"/>
+          <w:rFonts w:ascii="Arial" w:hAnsi="Arial" w:cs="Arial"/>
           <w:lang w:val="sv-SE"/>
         </w:rPr>
       </w:pPr>
@@ -2179,14 +2175,7 @@
           <w:rFonts w:ascii="Arial" w:hAnsi="Arial" w:cs="Arial"/>
           <w:lang w:val="sv-SE"/>
         </w:rPr>
-        <w:t>D</w:t>
-      </w:r>
-      <w:r>
-        <w:rPr>
-          <w:rFonts w:ascii="Arial" w:hAnsi="Arial" w:cs="Arial"/>
-          <w:lang w:val="sv-SE"/>
-        </w:rPr>
-        <w:t>raf</w:t>
+        <w:t xml:space="preserve">Berhasil melakukan simulasi yang ditandai dengan adanya dokumen disposisi dalam bentuk </w:t>
       </w:r>
       <w:r>
         <w:rPr>
@@ -2195,14 +2184,7 @@
           <w:iCs/>
           <w:lang w:val="sv-SE"/>
         </w:rPr>
-        <w:t xml:space="preserve"> </w:t>
-      </w:r>
-      <w:r>
-        <w:rPr>
-          <w:rFonts w:ascii="Arial" w:hAnsi="Arial" w:cs="Arial"/>
-          <w:lang w:val="sv-SE"/>
-        </w:rPr>
-        <w:t>alur optimalisasi arsip dokumen disposisi</w:t>
+        <w:t>softcopy</w:t>
       </w:r>
     </w:p>
     <w:p>
@@ -2254,21 +2236,24 @@
       </w:pPr>
       <w:r>
         <w:rPr>
+          <w:rFonts w:ascii="Arial" w:hAnsi="Arial" w:cs="Arial"/>
+          <w:b/>
+          <w:bCs/>
           <w:noProof/>
         </w:rPr>
         <w:drawing>
-          <wp:anchor distT="0" distB="0" distL="114300" distR="114300" simplePos="0" relativeHeight="251660288" behindDoc="0" locked="0" layoutInCell="1" allowOverlap="1" wp14:anchorId="21A3EC05" wp14:editId="59F22CB0">
+          <wp:anchor distT="0" distB="0" distL="114300" distR="114300" simplePos="0" relativeHeight="251659264" behindDoc="0" locked="0" layoutInCell="1" allowOverlap="1" wp14:anchorId="56116196" wp14:editId="4481D639">
             <wp:simplePos x="0" y="0"/>
             <wp:positionH relativeFrom="column">
-              <wp:posOffset>-696123</wp:posOffset>
+              <wp:posOffset>-753110</wp:posOffset>
             </wp:positionH>
             <wp:positionV relativeFrom="paragraph">
-              <wp:posOffset>-795655</wp:posOffset>
+              <wp:posOffset>-769783</wp:posOffset>
             </wp:positionV>
-            <wp:extent cx="7188452" cy="10134421"/>
-            <wp:effectExtent l="0" t="0" r="0" b="635"/>
+            <wp:extent cx="7287895" cy="10354945"/>
+            <wp:effectExtent l="0" t="0" r="8255" b="8255"/>
             <wp:wrapNone/>
-            <wp:docPr id="701336055" name="Picture 1"/>
+            <wp:docPr id="1191998400" name="Picture 2"/>
             <wp:cNvGraphicFramePr>
               <a:graphicFrameLocks xmlns:a="http://schemas.openxmlformats.org/drawingml/2006/main" noChangeAspect="1"/>
             </wp:cNvGraphicFramePr>
@@ -2276,7 +2261,7 @@
               <a:graphicData uri="http://schemas.openxmlformats.org/drawingml/2006/picture">
                 <pic:pic xmlns:pic="http://schemas.openxmlformats.org/drawingml/2006/picture">
                   <pic:nvPicPr>
-                    <pic:cNvPr id="0" name="Picture 1"/>
+                    <pic:cNvPr id="0" name="Picture 2"/>
                     <pic:cNvPicPr>
                       <a:picLocks noChangeAspect="1" noChangeArrowheads="1"/>
                     </pic:cNvPicPr>
@@ -2297,7 +2282,7 @@
                   <pic:spPr bwMode="auto">
                     <a:xfrm>
                       <a:off x="0" y="0"/>
-                      <a:ext cx="7188452" cy="10134421"/>
+                      <a:ext cx="7287895" cy="10354945"/>
                     </a:xfrm>
                     <a:prstGeom prst="rect">
                       <a:avLst/>
@@ -2841,7 +2826,7 @@
                 <w:b/>
                 <w:bCs/>
               </w:rPr>
-              <w:t xml:space="preserve"> Ke-3</w:t>
+              <w:t xml:space="preserve"> Ke-4</w:t>
             </w:r>
           </w:p>
         </w:tc>
@@ -2883,21 +2868,7 @@
                 <w:rFonts w:ascii="Arial" w:hAnsi="Arial" w:cs="Arial"/>
                 <w:lang w:val="sv-SE"/>
               </w:rPr>
-              <w:t xml:space="preserve">Merancang alur </w:t>
-            </w:r>
-            <w:r>
-              <w:rPr>
-                <w:rFonts w:ascii="Arial" w:hAnsi="Arial" w:cs="Arial"/>
-                <w:lang w:val="sv-SE"/>
-              </w:rPr>
-              <w:t>optimalisasi</w:t>
-            </w:r>
-            <w:r>
-              <w:rPr>
-                <w:rFonts w:ascii="Arial" w:hAnsi="Arial" w:cs="Arial"/>
-                <w:lang w:val="sv-SE"/>
-              </w:rPr>
-              <w:t xml:space="preserve"> arsip dokumen disposisi</w:t>
+              <w:t>Melakukan simulasi kegiatan berdasarkan alur yang sudah dirancang</w:t>
             </w:r>
           </w:p>
         </w:tc>
@@ -4036,13 +4007,14 @@
                 <w:b/>
                 <w:bCs/>
               </w:rPr>
-              <w:t xml:space="preserve"> Ke-3</w:t>
+              <w:t xml:space="preserve"> Ke-4</w:t>
             </w:r>
           </w:p>
         </w:tc>
         <w:tc>
           <w:tcPr>
             <w:tcW w:w="425" w:type="dxa"/>
+            <w:vAlign w:val="center"/>
           </w:tcPr>
           <w:p>
             <w:pPr>
@@ -4077,21 +4049,7 @@
                 <w:rFonts w:ascii="Arial" w:hAnsi="Arial" w:cs="Arial"/>
                 <w:lang w:val="sv-SE"/>
               </w:rPr>
-              <w:t xml:space="preserve">Merancang alur </w:t>
-            </w:r>
-            <w:r>
-              <w:rPr>
-                <w:rFonts w:ascii="Arial" w:hAnsi="Arial" w:cs="Arial"/>
-                <w:lang w:val="sv-SE"/>
-              </w:rPr>
-              <w:t>optimalisasi</w:t>
-            </w:r>
-            <w:r>
-              <w:rPr>
-                <w:rFonts w:ascii="Arial" w:hAnsi="Arial" w:cs="Arial"/>
-                <w:lang w:val="sv-SE"/>
-              </w:rPr>
-              <w:t xml:space="preserve"> arsip dokumen disposisi</w:t>
+              <w:t>Melakukan simulasi kegiatan berdasarkan alur yang sudah dirancang</w:t>
             </w:r>
           </w:p>
         </w:tc>
@@ -4803,6 +4761,10 @@
     </w:p>
     <w:p>
       <w:pPr>
+        <w:pStyle w:val="ListParagraph"/>
+        <w:spacing w:after="0" w:line="360" w:lineRule="auto"/>
+        <w:ind w:left="360"/>
+        <w:jc w:val="both"/>
         <w:rPr>
           <w:rFonts w:ascii="Arial" w:hAnsi="Arial" w:cs="Arial"/>
           <w:b/>
@@ -6104,6 +6066,7 @@
   <w:style w:type="paragraph" w:default="1" w:styleId="Normal">
     <w:name w:val="Normal"/>
     <w:qFormat/>
+    <w:rsid w:val="002F57C1"/>
   </w:style>
   <w:style w:type="paragraph" w:styleId="Heading1">
     <w:name w:val="heading 1"/>
